--- a/uploads/Proposta/PropostaOPERACIONAL_FESTIVAL QUATRO RODAS - INTERLAGOS_.docx
+++ b/uploads/Proposta/PropostaOPERACIONAL_FESTIVAL QUATRO RODAS - INTERLAGOS_.docx
@@ -389,7 +389,7 @@
                 <w:szCs w:val="24"/>
                 <w:u w:val="single"/>
               </w:rPr>
-              <w:t xml:space="preserve">20/08/2026 ATÉ: 20/08/2026</w:t>
+              <w:t xml:space="preserve">19/08/2026 ATÉ: 19/08/2026</w:t>
             </w:r>
           </w:p>
         </w:tc>
@@ -630,28 +630,6 @@
             </w:rPr>
             <w:t xml:space="preserve"/>
             <w:br/>
-            <w:t xml:space="preserve"/>
-            <w:br/>
-            <w:t xml:space="preserve"/>
-            <w:br/>
-            <w:t xml:space="preserve"/>
-            <w:br/>
-            <w:t xml:space="preserve"/>
-          </w:r>
-          <w:r>
-            <w:rPr>
-              <w:b/>
-              <w:i/>
-              <w:rFonts w:ascii="Abel" w:hAnsi="Abel" w:cs="Abel"/>
-            </w:rPr>
-            <w:t xml:space="preserve">ANÁLISE DE PROJETOS VIA SISTEMA</w:t>
-          </w:r>
-          <w:r>
-            <w:rPr>
-              <w:rFonts w:ascii="Abel" w:hAnsi="Abel" w:cs="Abel"/>
-            </w:rPr>
-            <w:t xml:space="preserve"/>
-            <w:br/>
             <w:t xml:space="preserve"> Sistema on-line para a análise do projeto e documentação;</w:t>
             <w:br/>
             <w:t xml:space="preserve"> Análise dos projetos de acordo com as normas de montagem do evento;</w:t>
@@ -660,33 +638,7 @@
             <w:br/>
             <w:t xml:space="preserve"/>
             <w:br/>
-            <w:t xml:space="preserve">• 1 Sistema AnáLise De Projetos, 1 Diária(s), de: 20/08/2026 até: 20/08/2026</w:t>
-            <w:br/>
-            <w:t xml:space="preserve"/>
-            <w:br/>
             <w:t xml:space="preserve">• 1 Analista De Projetos, 30 Diária(s), de: 22/07/2026 até: 20/08/2026</w:t>
-            <w:br/>
-            <w:t xml:space="preserve"/>
-            <w:br/>
-            <w:t xml:space="preserve">1 </w:t>
-            <w:br/>
-            <w:t xml:space="preserve"/>
-            <w:br/>
-            <w:t xml:space="preserve"/>
-          </w:r>
-          <w:r>
-            <w:rPr>
-              <w:b/>
-              <w:i/>
-              <w:rFonts w:ascii="Abel" w:hAnsi="Abel" w:cs="Abel"/>
-            </w:rPr>
-            <w:t xml:space="preserve">ANALISTA DE PROJETOS</w:t>
-          </w:r>
-          <w:r>
-            <w:rPr>
-              <w:rFonts w:ascii="Abel" w:hAnsi="Abel" w:cs="Abel"/>
-            </w:rPr>
-            <w:t xml:space="preserve"/>
           </w:r>
         </w:t>
       </w:r>
@@ -1016,7 +968,7 @@
           <w:sz w:val="24"/>
           <w:szCs w:val="24"/>
         </w:rPr>
-        <w:t xml:space="preserve">• 2 Fiscal Diurno, (ARENA), 19 Diária(s), de: 20/08/2026 até: 07/09/2026</w:t>
+        <w:t xml:space="preserve">• 2 Fiscal Diurno, (ARENA), 16 Diária(s), de: 20/08/2026 até: 04/09/2026</w:t>
       </w:r>
     </w:p>
     <w:p>
@@ -1036,7 +988,7 @@
           <w:sz w:val="24"/>
           <w:szCs w:val="24"/>
         </w:rPr>
-        <w:t xml:space="preserve">• 1 Fiscal Noturno, (ARENA), 19 Diária(s), de: 20/08/2026 até: 07/09/2026</w:t>
+        <w:t xml:space="preserve">• 1 Fiscal Noturno, (ARENA), 18 Diária(s), de: 20/08/2026 até: 06/09/2026</w:t>
       </w:r>
     </w:p>
     <w:p>
@@ -1056,7 +1008,7 @@
           <w:sz w:val="24"/>
           <w:szCs w:val="24"/>
         </w:rPr>
-        <w:t xml:space="preserve">• 1 Fiscal Diurno, (BOULEVARD), 11 Diária(s), de: 22/08/2026 até: 01/09/2026</w:t>
+        <w:t xml:space="preserve">• 1 Fiscal Diurno, (ARENA 2), 3 Diária(s), de: 05/09/2026 até: 07/09/2026</w:t>
       </w:r>
     </w:p>
     <w:p>
@@ -1076,7 +1028,7 @@
           <w:sz w:val="24"/>
           <w:szCs w:val="24"/>
         </w:rPr>
-        <w:t xml:space="preserve">• 1 Fiscal Noturno, (BOULEVARD), 11 Diária(s), de: 22/08/2026 até: 01/09/2026</w:t>
+        <w:t xml:space="preserve">• 1 Fiscal Diurno, (BOULEVARD), 11 Diária(s), de: 22/08/2026 até: 01/09/2026</w:t>
       </w:r>
     </w:p>
     <w:p>
@@ -1096,7 +1048,7 @@
           <w:sz w:val="24"/>
           <w:szCs w:val="24"/>
         </w:rPr>
-        <w:t xml:space="preserve">• 1 Coordenador Operacional 1, (DIURNO), 19 Diária(s), de: 20/08/2026 até: 07/09/2026</w:t>
+        <w:t xml:space="preserve">• 1 Fiscal Noturno, (BOULEVARD), 11 Diária(s), de: 22/08/2026 até: 01/09/2026</w:t>
       </w:r>
     </w:p>
     <w:p>
@@ -1116,7 +1068,7 @@
           <w:sz w:val="24"/>
           <w:szCs w:val="24"/>
         </w:rPr>
-        <w:t xml:space="preserve">• 1 Fiscal Diurno, (LAJÃO), 7 Diária(s), de: 24/08/2026 até: 30/08/2026</w:t>
+        <w:t xml:space="preserve">• 1 Coordenador Operacional 1, (DIURNO), 19 Diária(s), de: 20/08/2026 até: 07/09/2026</w:t>
       </w:r>
     </w:p>
     <w:p>
@@ -1136,7 +1088,7 @@
           <w:sz w:val="24"/>
           <w:szCs w:val="24"/>
         </w:rPr>
-        <w:t xml:space="preserve">• 6 Fiscal De MarcaçãO, (MARCAÇÃO ARENA), 1 Diária(s), de: 20/08/2026 até: 20/08/2026</w:t>
+        <w:t xml:space="preserve">• 1 Fiscal Diurno, (LAJÃO), 7 Diária(s), de: 24/08/2026 até: 30/08/2026</w:t>
       </w:r>
     </w:p>
     <w:p>
@@ -1156,7 +1108,7 @@
           <w:sz w:val="24"/>
           <w:szCs w:val="24"/>
         </w:rPr>
-        <w:t xml:space="preserve">• 3 Fiscal De MarcaçãO, (MARCAÇÃO PADDOCK), 1 Diária(s), de: 23/08/2026 até: 23/08/2026</w:t>
+        <w:t xml:space="preserve">• 4 Fiscal De MarcaçãO, (MARCAÇÃO ARENA), 1 Diária(s), de: 19/08/2026 até: 19/08/2026</w:t>
       </w:r>
     </w:p>
     <w:p>
@@ -1176,7 +1128,7 @@
           <w:sz w:val="24"/>
           <w:szCs w:val="24"/>
         </w:rPr>
-        <w:t xml:space="preserve">• 1 Coordenador Operacional 1, (NOTURNO), 10 Diária(s), de: 23/08/2026 até: 01/09/2026</w:t>
+        <w:t xml:space="preserve">• 2 Fiscal De MarcaçãO, (MARCAÇÃO PADDOCK), 1 Diária(s), de: 23/08/2026 até: 23/08/2026</w:t>
       </w:r>
     </w:p>
     <w:p>
@@ -1196,7 +1148,7 @@
           <w:sz w:val="24"/>
           <w:szCs w:val="24"/>
         </w:rPr>
-        <w:t xml:space="preserve">• 1 Fiscal Diurno, (PADDOCK), 11 Diária(s), de: 22/08/2026 até: 01/09/2026</w:t>
+        <w:t xml:space="preserve">• 1 Coordenador Operacional 1, (NOTURNO), 18 Diária(s), de: 20/08/2026 até: 06/09/2026</w:t>
       </w:r>
     </w:p>
     <w:p>
@@ -1216,7 +1168,7 @@
           <w:sz w:val="24"/>
           <w:szCs w:val="24"/>
         </w:rPr>
-        <w:t xml:space="preserve">• 1 Fiscal Diurno, (PORTÃO 7), 18 Diária(s), de: 21/08/2026 até: 07/09/2026</w:t>
+        <w:t xml:space="preserve">• 1 Fiscal Diurno, (PADDOCK), 11 Diária(s), de: 22/08/2026 até: 01/09/2026</w:t>
       </w:r>
     </w:p>
     <w:p>
@@ -1236,7 +1188,7 @@
           <w:sz w:val="24"/>
           <w:szCs w:val="24"/>
         </w:rPr>
-        <w:t xml:space="preserve">• 1 Fiscal Noturno, (PORTÃO 7), 5 Diária(s), de: 26/08/2026 até: 30/08/2026</w:t>
+        <w:t xml:space="preserve">• 1 Fiscal Diurno, (PORTÃO 7), 5 Diária(s), de: 26/08/2026 até: 30/08/2026</w:t>
       </w:r>
     </w:p>
     <w:p>
@@ -1256,7 +1208,7 @@
           <w:sz w:val="24"/>
           <w:szCs w:val="24"/>
         </w:rPr>
-        <w:t xml:space="preserve">• 1 Fiscal Diurno, (PORTÃO 7.), 5 Diária(s), de: 26/08/2026 até: 30/08/2026</w:t>
+        <w:t xml:space="preserve">• 1 Fiscal Diurno, (PORTÃO 7.), 19 Diária(s), de: 20/08/2026 até: 07/09/2026</w:t>
       </w:r>
     </w:p>
     <w:p>
@@ -1276,7 +1228,47 @@
           <w:sz w:val="24"/>
           <w:szCs w:val="24"/>
         </w:rPr>
+        <w:t xml:space="preserve">• 1 Fiscal Diurno, (PORTÃO G), 7 Diária(s), de: 24/08/2026 até: 30/08/2026</w:t>
+      </w:r>
+    </w:p>
+    <w:p>
+      <w:pPr>
+        <w:pStyle w:val="PargrafodaLista"/>
+        <w:spacing w:line="285" w:lineRule="atLeast"/>
+        <w:ind w:left="0"/>
+        <w:rPr>
+          <w:rFonts w:ascii="Abel" w:hAnsi="Abel"/>
+          <w:sz w:val="24"/>
+          <w:szCs w:val="24"/>
+        </w:rPr>
+      </w:pPr>
+      <w:r>
+        <w:rPr>
+          <w:rFonts w:ascii="Abel" w:hAnsi="Abel"/>
+          <w:sz w:val="24"/>
+          <w:szCs w:val="24"/>
+        </w:rPr>
         <w:t xml:space="preserve">• 1 Fiscal Diurno, (PORTÃO T/L), 5 Diária(s), de: 26/08/2026 até: 30/08/2026</w:t>
+      </w:r>
+    </w:p>
+    <w:p>
+      <w:pPr>
+        <w:pStyle w:val="PargrafodaLista"/>
+        <w:spacing w:line="285" w:lineRule="atLeast"/>
+        <w:ind w:left="0"/>
+        <w:rPr>
+          <w:rFonts w:ascii="Abel" w:hAnsi="Abel"/>
+          <w:sz w:val="24"/>
+          <w:szCs w:val="24"/>
+        </w:rPr>
+      </w:pPr>
+      <w:r>
+        <w:rPr>
+          <w:rFonts w:ascii="Abel" w:hAnsi="Abel"/>
+          <w:sz w:val="24"/>
+          <w:szCs w:val="24"/>
+        </w:rPr>
+        <w:t xml:space="preserve">• 1 Sistema AnáLise De Projetos, 1 Diária(s), de: 20/08/2026 até: 20/08/2026</w:t>
       </w:r>
     </w:p>
     <w:p>
@@ -1551,7 +1543,7 @@
           <w:sz w:val="24"/>
           <w:szCs w:val="24"/>
         </w:rPr>
-        <w:t xml:space="preserve">R$ 133.959,16</w:t>
+        <w:t xml:space="preserve">R$ 133.721,08</w:t>
       </w:r>
       <w:r>
         <w:rPr>
@@ -1730,7 +1722,7 @@
           <w:i/>
           <w:iCs/>
         </w:rPr>
-        <w:t xml:space="preserve">28/04/2026</w:t>
+        <w:t xml:space="preserve">10/07/2026</w:t>
       </w:r>
     </w:p>
     <w:p>
